--- a/Bai1.docx
+++ b/Bai1.docx
@@ -1476,7 +1476,11 @@
             <w:vAlign w:val="center"/>
             <w:hideMark/>
           </w:tcPr>
-          <w:p/>
+          <w:p>
+            <w:r>
+              <w:t>—</w:t>
+            </w:r>
+          </w:p>
         </w:tc>
         <w:tc>
           <w:tcPr>
@@ -1496,7 +1500,11 @@
             <w:vAlign w:val="center"/>
             <w:hideMark/>
           </w:tcPr>
-          <w:p/>
+          <w:p>
+            <w:r>
+              <w:t>—</w:t>
+            </w:r>
+          </w:p>
         </w:tc>
         <w:tc>
           <w:tcPr>
